--- a/business_document/02_sales_enablement/DOC-10_Objection_Handling_Battlecard.docx
+++ b/business_document/02_sales_enablement/DOC-10_Objection_Handling_Battlecard.docx
@@ -415,7 +415,7 @@
         <w:keepNext/>
       </w:pPr>
       <w:r>
-        <w:t>Pre-Scripted Responses to 25+ Critical Banking Objections</w:t>
+        <w:t>Pre-Scripted Responses to 12 Critical Banking Objections</w:t>
       </w:r>
     </w:p>
     <w:p>
@@ -1734,7 +1734,7 @@
           <w:color w:val="222222"/>
           <w:sz w:val="19"/>
         </w:rPr>
-        <w:t xml:space="preserve">&gt; </w:t>
+        <w:t>&gt; "That is precisely why ULMS was engineered with a Zero-Database-Touch architecture. ULMS never writes directly into your Core Banking database tables (the sole documented exception is explicit staging-table sync with the Flora Bank connector — see DOC-23 Integration) (the sole documented exception is explicit staging-table sync with the Flora Bank connector — see DOC-23 Integration):</w:t>
       </w:r>
       <w:r>
         <w:rPr>
@@ -1744,7 +1744,6 @@
           <w:color w:val="222222"/>
           <w:sz w:val="19"/>
         </w:rPr>
-        <w:t xml:space="preserve">"That is precisely why ULMS was engineered with a </w:t>
       </w:r>
       <w:r>
         <w:rPr>
@@ -1754,7 +1753,6 @@
           <w:color w:val="222222"/>
           <w:sz w:val="19"/>
         </w:rPr>
-        <w:t>Zero-Database-Touch</w:t>
       </w:r>
       <w:r>
         <w:rPr>
@@ -1764,7 +1762,6 @@
           <w:color w:val="222222"/>
           <w:sz w:val="19"/>
         </w:rPr>
-        <w:t xml:space="preserve"> architecture. ULMS never writes directly into your Core Banking database tables:</w:t>
       </w:r>
     </w:p>
     <w:p>
@@ -3915,7 +3912,7 @@
           <w:color w:val="222222"/>
           <w:sz w:val="19"/>
         </w:rPr>
-        <w:t xml:space="preserve">&gt; </w:t>
+        <w:t>&gt; 1. The 6-Month Illusion: Building a rudimentary form is easy. Building an enterprise lending platform that handles BRPD 15/2024 classification, 7-level approval hierarchies, IFRS-9 ECL staging, real-time CIB REST APIs, e-KYC biometrics, and multi-CBS integration takes over 25,000 engineering hours for a from-scratch build (vs Unisoft's productized 25 man-week implementation). Internal builds routinely take 2 to 3 years.</w:t>
       </w:r>
       <w:r>
         <w:rPr>
@@ -3925,7 +3922,6 @@
           <w:color w:val="222222"/>
           <w:sz w:val="19"/>
         </w:rPr>
-        <w:t xml:space="preserve">1. </w:t>
       </w:r>
       <w:r>
         <w:rPr>
@@ -3935,7 +3931,6 @@
           <w:color w:val="222222"/>
           <w:sz w:val="19"/>
         </w:rPr>
-        <w:t>The 6-Month Illusion:</w:t>
       </w:r>
       <w:r>
         <w:rPr>
@@ -3945,7 +3940,6 @@
           <w:color w:val="222222"/>
           <w:sz w:val="19"/>
         </w:rPr>
-        <w:t xml:space="preserve"> Building a rudimentary form is easy. Building an enterprise lending platform that handles BRPD 15/2024 classification, 7-level approval hierarchies, IFRS-9 ECL staging, real-time CIB REST APIs, e-KYC biometrics, and multi-CBS integration takes over </w:t>
       </w:r>
       <w:r>
         <w:rPr>
@@ -3955,7 +3949,6 @@
           <w:color w:val="222222"/>
           <w:sz w:val="19"/>
         </w:rPr>
-        <w:t>25,000 engineering hours</w:t>
       </w:r>
       <w:r>
         <w:rPr>
@@ -3965,7 +3958,6 @@
           <w:color w:val="222222"/>
           <w:sz w:val="19"/>
         </w:rPr>
-        <w:t>. Internal builds routinely take 2 to 3 years.</w:t>
       </w:r>
     </w:p>
     <w:p>
@@ -4025,7 +4017,7 @@
           <w:color w:val="222222"/>
           <w:sz w:val="19"/>
         </w:rPr>
-        <w:t xml:space="preserve">&gt; </w:t>
+        <w:t>&gt; 3. The Total Cost Reality: Paying 6 to 8 internal senior software engineers, DBAs, and QA specialists for 24 months costs your bank ৳11.20 Crore in direct payroll over 24 months (DOC-32 in-house build model)—plus lost market opportunity while you wait.</w:t>
       </w:r>
       <w:r>
         <w:rPr>
@@ -4035,7 +4027,6 @@
           <w:color w:val="222222"/>
           <w:sz w:val="19"/>
         </w:rPr>
-        <w:t xml:space="preserve">3. </w:t>
       </w:r>
       <w:r>
         <w:rPr>
@@ -4045,7 +4036,6 @@
           <w:color w:val="222222"/>
           <w:sz w:val="19"/>
         </w:rPr>
-        <w:t>The Total Cost Reality:</w:t>
       </w:r>
       <w:r>
         <w:rPr>
@@ -4055,7 +4045,6 @@
           <w:color w:val="222222"/>
           <w:sz w:val="19"/>
         </w:rPr>
-        <w:t xml:space="preserve"> Paying 6 to 8 internal senior software engineers, DBAs, and QA specialists for 24 months costs your bank </w:t>
       </w:r>
       <w:r>
         <w:rPr>
@@ -4065,7 +4054,6 @@
           <w:color w:val="222222"/>
           <w:sz w:val="19"/>
         </w:rPr>
-        <w:t>৳3 to 5 Crore</w:t>
       </w:r>
       <w:r>
         <w:rPr>
@@ -4075,7 +4063,6 @@
           <w:color w:val="222222"/>
           <w:sz w:val="19"/>
         </w:rPr>
-        <w:t xml:space="preserve"> in direct payroll—plus lost market opportunity while you wait.</w:t>
       </w:r>
     </w:p>
     <w:p>
@@ -4421,7 +4408,7 @@
           <w:color w:val="222222"/>
           <w:sz w:val="19"/>
         </w:rPr>
-        <w:t xml:space="preserve"> ULMS is benchmarked for 1,000+ concurrent branch users, provides sub-second decisioning, and includes 166 validated banking workflows.</w:t>
+        <w:t xml:space="preserve"> ULMS is benchmarked for 1,000+ concurrent branch users, provides sub-second decisioning, and includes 166 validated banking screens.</w:t>
       </w:r>
     </w:p>
     <w:p>
@@ -6262,6 +6249,19 @@
         <w:t>Unisoft Systems Limited — Enterprise Sales Operations.</w:t>
       </w:r>
     </w:p>
+    <w:p>
+      <w:r>
+        <w:rPr>
+          <w:b/>
+        </w:rPr>
+        <w:t>Addendum — v3.1.0 corrections (Independent Forensic Re-audit, 8 October 2026)</w:t>
+      </w:r>
+    </w:p>
+    <w:p>
+      <w:r>
+        <w:t>Objection count corrected to the 12 authored scripts; the summary matrix reflects the same 12. The 166 figure refers to validated frontend screens (route-audited 405/405).</w:t>
+      </w:r>
+    </w:p>
     <w:sectPr>
       <w:headerReference w:type="default" r:id="rId9"/>
       <w:footerReference w:type="default" r:id="rId10"/>
